--- a/Meeting Minutes/Advisor meetings/Bryce/7 18-09 Bryce meeting.docx
+++ b/Meeting Minutes/Advisor meetings/Bryce/7 18-09 Bryce meeting.docx
@@ -1283,6 +1283,12 @@
               </w:rPr>
               <w:t xml:space="preserve">MEETING NOTES: </w:t>
             </w:r>
+            <w:r>
+              <w:rPr>
+                <w:b/>
+              </w:rPr>
+              <w:t>Bryce 18/09/26</w:t>
+            </w:r>
           </w:p>
         </w:tc>
       </w:tr>
@@ -2238,7 +2244,6 @@
         <w:docPartUnique/>
       </w:docPartObj>
     </w:sdtPr>
-    <w:sdtEndPr/>
     <w:sdtContent>
       <w:sdt>
         <w:sdtPr>
@@ -2248,7 +2253,6 @@
             <w:docPartUnique/>
           </w:docPartObj>
         </w:sdtPr>
-        <w:sdtEndPr/>
         <w:sdtContent>
           <w:p>
             <w:pPr>
@@ -2851,6 +2855,7 @@
   <w:style w:type="character" w:default="1" w:styleId="DefaultParagraphFont">
     <w:name w:val="Default Paragraph Font"/>
     <w:uiPriority w:val="1"/>
+    <w:semiHidden/>
     <w:unhideWhenUsed/>
   </w:style>
   <w:style w:type="table" w:default="1" w:styleId="TableNormal">
